--- a/tpi/docx/023.content.docx
+++ b/tpi/docx/023.content.docx
@@ -224,18 +224,12 @@
         </w:rPr>
         <w:t xml:space="preserve"> olsem narapela nem bilong siti </w:t>
       </w:r>
-      <w:hyperlink r:id="rId13">
-        <w:r>
-          <w:rPr>
-            <w:lang w:val="png_PG" w:bidi="png_PG"/>
-          </w:rPr>
-          <w:rPr>
-            <w:color w:val="0000EE"/>
-            <w:u w:val="single"/>
-          </w:rPr>
-          <w:t>Jerusalem</w:t>
-        </w:r>
-      </w:hyperlink>
+      <w:r>
+        <w:rPr>
+          <w:lang w:val="png_PG" w:bidi="png_PG"/>
+        </w:rPr>
+        <w:t>Jerusalem</w:t>
+      </w:r>
       <w:r>
         <w:rPr>
           <w:lang w:val="png_PG" w:bidi="png_PG"/>
@@ -244,7 +238,6 @@
       </w:r>
       <w:r>
         <w:rPr>
-          <w:b/>
           <w:lang w:val="png_PG" w:bidi="png_PG"/>
         </w:rPr>
         <w:t>King Devit</w:t>
@@ -255,36 +248,24 @@
         </w:rPr>
         <w:t xml:space="preserve"> i holimpasim na kisim dispela siti. Taim King Devit i holimpasim na kisim dispela siti, ol manmeri i bin kolim dispela siti long tupela nem. Ol i save kolim em "Siti bilong Devit," o "Saion." Bihain, ol manmeri i yusim dispela nem Saion olsem wanpela nem bilong olgeta hap bilong siti Jerusalem. Planti ol man husat i raitim ol stori i stap insait long Baibel i yusim nem Saion taim ol i toktok long Jerusalem. Ol i yusim dispela nem taim ol i minim olsem dispela em i wanpela </w:t>
       </w:r>
-      <w:hyperlink r:id="rId14">
-        <w:r>
-          <w:rPr>
-            <w:lang w:val="png_PG" w:bidi="png_PG"/>
-          </w:rPr>
-          <w:rPr>
-            <w:color w:val="0000EE"/>
-            <w:u w:val="single"/>
-          </w:rPr>
-          <w:t>holi</w:t>
-        </w:r>
-      </w:hyperlink>
+      <w:r>
+        <w:rPr>
+          <w:lang w:val="png_PG" w:bidi="png_PG"/>
+        </w:rPr>
+        <w:t>holi</w:t>
+      </w:r>
       <w:r>
         <w:rPr>
           <w:lang w:val="png_PG" w:bidi="png_PG"/>
         </w:rPr>
         <w:t xml:space="preserve"> ples we </w:t>
       </w:r>
-      <w:hyperlink r:id="rId15">
-        <w:r>
-          <w:rPr>
-            <w:lang w:val="png_PG" w:bidi="png_PG"/>
-          </w:rPr>
-          <w:rPr>
-            <w:color w:val="0000EE"/>
-            <w:u w:val="single"/>
-          </w:rPr>
-          <w:t>God</w:t>
-        </w:r>
-      </w:hyperlink>
+      <w:r>
+        <w:rPr>
+          <w:lang w:val="png_PG" w:bidi="png_PG"/>
+        </w:rPr>
+        <w:t>God</w:t>
+      </w:r>
       <w:r>
         <w:rPr>
           <w:lang w:val="png_PG" w:bidi="png_PG"/>
